--- a/docs/文书/瑞萨杯/国赛/2026作品简介（决赛）模板.docx
+++ b/docs/文书/瑞萨杯/国赛/2026作品简介（决赛）模板.docx
@@ -272,7 +272,7 @@
               <w:spacing w:after="0"/>
               <w:jc w:val="center"/>
               <w:rPr>
-                <w:rFonts w:ascii="Courier New" w:eastAsia="宋体" w:hAnsi="Courier New" w:cs="Courier New" w:hint="eastAsia"/>
+                <w:rFonts w:ascii="Courier New" w:eastAsia="宋体" w:hAnsi="Courier New" w:cs="Courier New"/>
                 <w:sz w:val="18"/>
                 <w:szCs w:val="18"/>
               </w:rPr>
@@ -352,11 +352,12 @@
               <w:spacing w:after="0"/>
               <w:jc w:val="center"/>
               <w:rPr>
-                <w:rFonts w:ascii="Courier New" w:eastAsia="宋体" w:hAnsi="Courier New" w:cs="Courier New" w:hint="eastAsia"/>
+                <w:rFonts w:ascii="Courier New" w:eastAsia="宋体" w:hAnsi="Courier New" w:cs="Courier New"/>
                 <w:sz w:val="18"/>
                 <w:szCs w:val="18"/>
               </w:rPr>
             </w:pPr>
+            <w:proofErr w:type="spellStart"/>
             <w:r>
               <w:rPr>
                 <w:rFonts w:ascii="Courier New" w:eastAsia="宋体" w:hAnsi="Courier New" w:cs="Courier New" w:hint="eastAsia"/>
@@ -365,6 +366,7 @@
               </w:rPr>
               <w:t>AquaGarden</w:t>
             </w:r>
+            <w:proofErr w:type="spellEnd"/>
             <w:r>
               <w:rPr>
                 <w:rFonts w:ascii="Courier New" w:eastAsia="宋体" w:hAnsi="Courier New" w:cs="Courier New" w:hint="eastAsia"/>
@@ -850,70 +852,112 @@
               <w:spacing w:after="0"/>
               <w:jc w:val="right"/>
               <w:rPr>
+                <w:rFonts w:ascii="Courier New" w:eastAsia="宋体" w:hAnsi="Courier New" w:cs="Courier New"/>
+                <w:sz w:val="24"/>
+                <w:szCs w:val="24"/>
+              </w:rPr>
+            </w:pPr>
+            <w:r>
+              <w:rPr>
+                <w:rFonts w:ascii="Courier New" w:eastAsia="宋体" w:hAnsi="Courier New" w:cs="Courier New"/>
+                <w:sz w:val="24"/>
+                <w:szCs w:val="24"/>
+              </w:rPr>
+              <w:t xml:space="preserve">      </w:t>
+            </w:r>
+          </w:p>
+          <w:p>
+            <w:pPr>
+              <w:adjustRightInd/>
+              <w:snapToGrid/>
+              <w:spacing w:after="0"/>
+              <w:rPr>
+                <w:rFonts w:ascii="Courier New" w:eastAsia="宋体" w:hAnsi="Courier New" w:cs="Courier New"/>
+                <w:sz w:val="24"/>
+                <w:szCs w:val="24"/>
+              </w:rPr>
+            </w:pPr>
+            <w:proofErr w:type="spellStart"/>
+            <w:r>
+              <w:rPr>
+                <w:rFonts w:ascii="Courier New" w:eastAsia="宋体" w:hAnsi="Courier New" w:cs="Courier New"/>
+                <w:sz w:val="24"/>
+                <w:szCs w:val="24"/>
+              </w:rPr>
+              <w:t>AquaGarden</w:t>
+            </w:r>
+            <w:proofErr w:type="spellEnd"/>
+            <w:r>
+              <w:rPr>
+                <w:rFonts w:ascii="Courier New" w:eastAsia="宋体" w:hAnsi="Courier New" w:cs="Courier New"/>
+                <w:sz w:val="24"/>
+                <w:szCs w:val="24"/>
+              </w:rPr>
+              <w:t xml:space="preserve"> </w:t>
+            </w:r>
+            <w:r>
+              <w:rPr>
+                <w:rFonts w:ascii="Courier New" w:eastAsia="宋体" w:hAnsi="Courier New" w:cs="Courier New"/>
+                <w:sz w:val="24"/>
+                <w:szCs w:val="24"/>
+              </w:rPr>
+              <w:t>是一套面向居家场景的鱼菜共生物联网系统，将智能鱼缸监测与盆栽自动养护融为一体。以瑞萨</w:t>
+            </w:r>
+            <w:r>
+              <w:rPr>
+                <w:rFonts w:ascii="Courier New" w:eastAsia="宋体" w:hAnsi="Courier New" w:cs="Courier New"/>
+                <w:sz w:val="24"/>
+                <w:szCs w:val="24"/>
+              </w:rPr>
+              <w:t xml:space="preserve"> RA8P1 </w:t>
+            </w:r>
+            <w:r>
+              <w:rPr>
+                <w:rFonts w:ascii="Courier New" w:eastAsia="宋体" w:hAnsi="Courier New" w:cs="Courier New"/>
+                <w:sz w:val="24"/>
+                <w:szCs w:val="24"/>
+              </w:rPr>
+              <w:t>为核心感知与控制节点，协同机械臂驱动单元与边缘计算平台，实时采集水温、水质、土壤湿度等环境数据，并驱动水泵完成鱼缸废水向盆栽端的循环灌溉，实现养分跨区再利用。系统搭载六自由度机械臂，可在鱼缸区与盆栽区之间调度执行剪叶、</w:t>
+            </w:r>
+            <w:r>
+              <w:rPr>
                 <w:rFonts w:ascii="Courier New" w:eastAsia="宋体" w:hAnsi="Courier New" w:cs="Courier New" w:hint="eastAsia"/>
                 <w:sz w:val="24"/>
                 <w:szCs w:val="24"/>
               </w:rPr>
-            </w:pPr>
-            <w:r>
-              <w:rPr>
-                <w:rFonts w:ascii="Courier New" w:eastAsia="宋体" w:hAnsi="Courier New" w:cs="Courier New"/>
-                <w:sz w:val="24"/>
-                <w:szCs w:val="24"/>
-              </w:rPr>
-              <w:t xml:space="preserve">      </w:t>
-            </w:r>
-          </w:p>
-          <w:p>
-            <w:pPr>
-              <w:adjustRightInd/>
-              <w:snapToGrid/>
-              <w:spacing w:after="0"/>
-              <w:rPr>
-                <w:rFonts w:ascii="Courier New" w:eastAsia="宋体" w:hAnsi="Courier New" w:cs="Courier New"/>
-                <w:sz w:val="24"/>
-                <w:szCs w:val="24"/>
-              </w:rPr>
-            </w:pPr>
-            <w:r>
-              <w:rPr>
-                <w:rFonts w:ascii="Courier New" w:eastAsia="宋体" w:hAnsi="Courier New" w:cs="Courier New"/>
-                <w:sz w:val="24"/>
-                <w:szCs w:val="24"/>
-              </w:rPr>
-              <w:t xml:space="preserve">AquaGarden </w:t>
-            </w:r>
-            <w:r>
-              <w:rPr>
-                <w:rFonts w:ascii="Courier New" w:eastAsia="宋体" w:hAnsi="Courier New" w:cs="Courier New"/>
-                <w:sz w:val="24"/>
-                <w:szCs w:val="24"/>
-              </w:rPr>
-              <w:t>是一套面向居家场景的鱼菜共生物联网系统，将智能鱼缸监测与盆栽自动养护融为一体。以瑞萨</w:t>
-            </w:r>
-            <w:r>
-              <w:rPr>
-                <w:rFonts w:ascii="Courier New" w:eastAsia="宋体" w:hAnsi="Courier New" w:cs="Courier New"/>
-                <w:sz w:val="24"/>
-                <w:szCs w:val="24"/>
-              </w:rPr>
-              <w:t xml:space="preserve"> RA8P1 </w:t>
-            </w:r>
-            <w:r>
-              <w:rPr>
-                <w:rFonts w:ascii="Courier New" w:eastAsia="宋体" w:hAnsi="Courier New" w:cs="Courier New"/>
-                <w:sz w:val="24"/>
-                <w:szCs w:val="24"/>
-              </w:rPr>
-              <w:t>为核心感知与控制节点，协同机械臂驱动单元与边缘计算平台，实时采集水温、水质、土壤湿度等环境数据，并驱动水泵完成鱼缸废水向盆栽端的循环灌溉，实现养分跨区再利用。系统搭载六自由度机械臂，可在鱼缸区与盆栽区之间调度执行剪叶、清漂、松土等养护作业；结合</w:t>
-            </w:r>
-            <w:r>
-              <w:rPr>
-                <w:rFonts w:ascii="Courier New" w:eastAsia="宋体" w:hAnsi="Courier New" w:cs="Courier New"/>
-                <w:sz w:val="24"/>
-                <w:szCs w:val="24"/>
-              </w:rPr>
-              <w:t xml:space="preserve"> YOLOv8 </w:t>
+              <w:t>喂食</w:t>
+            </w:r>
+            <w:r>
+              <w:rPr>
+                <w:rFonts w:ascii="Courier New" w:eastAsia="宋体" w:hAnsi="Courier New" w:cs="Courier New"/>
+                <w:sz w:val="24"/>
+                <w:szCs w:val="24"/>
+              </w:rPr>
+              <w:t>、松土等养护作业；结合</w:t>
+            </w:r>
+            <w:r>
+              <w:rPr>
+                <w:rFonts w:ascii="Courier New" w:eastAsia="宋体" w:hAnsi="Courier New" w:cs="Courier New"/>
+                <w:sz w:val="24"/>
+                <w:szCs w:val="24"/>
+              </w:rPr>
+              <w:t xml:space="preserve"> YOLOv</w:t>
+            </w:r>
+            <w:r>
+              <w:rPr>
+                <w:rFonts w:ascii="Courier New" w:eastAsia="宋体" w:hAnsi="Courier New" w:cs="Courier New" w:hint="eastAsia"/>
+                <w:sz w:val="24"/>
+                <w:szCs w:val="24"/>
+              </w:rPr>
+              <w:t>11</w:t>
+            </w:r>
+            <w:r>
+              <w:rPr>
+                <w:rFonts w:ascii="Courier New" w:eastAsia="宋体" w:hAnsi="Courier New" w:cs="Courier New"/>
+                <w:sz w:val="24"/>
+                <w:szCs w:val="24"/>
+              </w:rPr>
+              <w:t xml:space="preserve"> </w:t>
             </w:r>
             <w:r>
               <w:rPr>
@@ -1003,198 +1047,6 @@
               </w:rPr>
               <w:t>赋能的低维护养护能力，具有居家落地价值。</w:t>
             </w:r>
-          </w:p>
-          <w:p>
-            <w:pPr>
-              <w:adjustRightInd/>
-              <w:snapToGrid/>
-              <w:spacing w:after="0"/>
-              <w:rPr>
-                <w:rFonts w:ascii="Courier New" w:eastAsia="宋体" w:hAnsi="Courier New" w:cs="Courier New"/>
-                <w:sz w:val="28"/>
-                <w:szCs w:val="28"/>
-              </w:rPr>
-            </w:pPr>
-          </w:p>
-          <w:p>
-            <w:pPr>
-              <w:adjustRightInd/>
-              <w:snapToGrid/>
-              <w:spacing w:after="0"/>
-              <w:rPr>
-                <w:rFonts w:ascii="Courier New" w:eastAsia="宋体" w:hAnsi="Courier New" w:cs="Courier New"/>
-                <w:sz w:val="28"/>
-                <w:szCs w:val="28"/>
-              </w:rPr>
-            </w:pPr>
-          </w:p>
-          <w:p>
-            <w:pPr>
-              <w:adjustRightInd/>
-              <w:snapToGrid/>
-              <w:spacing w:after="0"/>
-              <w:rPr>
-                <w:rFonts w:ascii="Courier New" w:eastAsia="宋体" w:hAnsi="Courier New" w:cs="Courier New"/>
-                <w:sz w:val="28"/>
-                <w:szCs w:val="28"/>
-              </w:rPr>
-            </w:pPr>
-          </w:p>
-          <w:p>
-            <w:pPr>
-              <w:adjustRightInd/>
-              <w:snapToGrid/>
-              <w:spacing w:after="0"/>
-              <w:rPr>
-                <w:rFonts w:ascii="Courier New" w:eastAsia="宋体" w:hAnsi="Courier New" w:cs="Courier New"/>
-                <w:sz w:val="28"/>
-                <w:szCs w:val="28"/>
-              </w:rPr>
-            </w:pPr>
-          </w:p>
-          <w:p>
-            <w:pPr>
-              <w:adjustRightInd/>
-              <w:snapToGrid/>
-              <w:spacing w:after="0"/>
-              <w:rPr>
-                <w:rFonts w:ascii="Courier New" w:eastAsia="宋体" w:hAnsi="Courier New" w:cs="Courier New"/>
-                <w:sz w:val="28"/>
-                <w:szCs w:val="28"/>
-              </w:rPr>
-            </w:pPr>
-          </w:p>
-          <w:p>
-            <w:pPr>
-              <w:adjustRightInd/>
-              <w:snapToGrid/>
-              <w:spacing w:after="0"/>
-              <w:rPr>
-                <w:rFonts w:ascii="Courier New" w:eastAsia="宋体" w:hAnsi="Courier New" w:cs="Courier New"/>
-                <w:sz w:val="28"/>
-                <w:szCs w:val="28"/>
-              </w:rPr>
-            </w:pPr>
-          </w:p>
-          <w:p>
-            <w:pPr>
-              <w:adjustRightInd/>
-              <w:snapToGrid/>
-              <w:spacing w:after="0"/>
-              <w:rPr>
-                <w:rFonts w:ascii="Courier New" w:eastAsia="宋体" w:hAnsi="Courier New" w:cs="Courier New"/>
-                <w:sz w:val="28"/>
-                <w:szCs w:val="28"/>
-              </w:rPr>
-            </w:pPr>
-          </w:p>
-          <w:p>
-            <w:pPr>
-              <w:adjustRightInd/>
-              <w:snapToGrid/>
-              <w:spacing w:after="0"/>
-              <w:rPr>
-                <w:rFonts w:ascii="Courier New" w:eastAsia="宋体" w:hAnsi="Courier New" w:cs="Courier New"/>
-                <w:sz w:val="28"/>
-                <w:szCs w:val="28"/>
-              </w:rPr>
-            </w:pPr>
-          </w:p>
-          <w:p>
-            <w:pPr>
-              <w:adjustRightInd/>
-              <w:snapToGrid/>
-              <w:spacing w:after="0"/>
-              <w:rPr>
-                <w:rFonts w:ascii="Courier New" w:eastAsia="宋体" w:hAnsi="Courier New" w:cs="Courier New"/>
-                <w:sz w:val="28"/>
-                <w:szCs w:val="28"/>
-              </w:rPr>
-            </w:pPr>
-          </w:p>
-          <w:p>
-            <w:pPr>
-              <w:adjustRightInd/>
-              <w:snapToGrid/>
-              <w:spacing w:after="0"/>
-              <w:rPr>
-                <w:rFonts w:ascii="Courier New" w:eastAsia="宋体" w:hAnsi="Courier New" w:cs="Courier New"/>
-                <w:sz w:val="28"/>
-                <w:szCs w:val="28"/>
-              </w:rPr>
-            </w:pPr>
-          </w:p>
-          <w:p>
-            <w:pPr>
-              <w:adjustRightInd/>
-              <w:snapToGrid/>
-              <w:spacing w:after="0"/>
-              <w:rPr>
-                <w:rFonts w:ascii="Courier New" w:eastAsia="宋体" w:hAnsi="Courier New" w:cs="Courier New"/>
-                <w:sz w:val="28"/>
-                <w:szCs w:val="28"/>
-              </w:rPr>
-            </w:pPr>
-          </w:p>
-          <w:p>
-            <w:pPr>
-              <w:adjustRightInd/>
-              <w:snapToGrid/>
-              <w:spacing w:after="0"/>
-              <w:rPr>
-                <w:rFonts w:ascii="Courier New" w:eastAsia="宋体" w:hAnsi="Courier New" w:cs="Courier New"/>
-                <w:sz w:val="28"/>
-                <w:szCs w:val="28"/>
-              </w:rPr>
-            </w:pPr>
-          </w:p>
-          <w:p>
-            <w:pPr>
-              <w:adjustRightInd/>
-              <w:snapToGrid/>
-              <w:spacing w:after="0"/>
-              <w:rPr>
-                <w:rFonts w:ascii="Courier New" w:eastAsia="宋体" w:hAnsi="Courier New" w:cs="Courier New"/>
-                <w:sz w:val="28"/>
-                <w:szCs w:val="28"/>
-              </w:rPr>
-            </w:pPr>
-          </w:p>
-          <w:p>
-            <w:pPr>
-              <w:adjustRightInd/>
-              <w:snapToGrid/>
-              <w:spacing w:after="0"/>
-              <w:rPr>
-                <w:rFonts w:ascii="Courier New" w:eastAsia="宋体" w:hAnsi="Courier New" w:cs="Courier New"/>
-                <w:sz w:val="28"/>
-                <w:szCs w:val="28"/>
-              </w:rPr>
-            </w:pPr>
-          </w:p>
-          <w:p>
-            <w:pPr>
-              <w:adjustRightInd/>
-              <w:snapToGrid/>
-              <w:spacing w:after="0"/>
-              <w:rPr>
-                <w:rFonts w:ascii="Courier New" w:eastAsia="宋体" w:hAnsi="Courier New" w:cs="Courier New"/>
-                <w:sz w:val="28"/>
-                <w:szCs w:val="28"/>
-              </w:rPr>
-            </w:pPr>
-          </w:p>
-          <w:p>
-            <w:pPr>
-              <w:adjustRightInd/>
-              <w:snapToGrid/>
-              <w:spacing w:after="0"/>
-              <w:rPr>
-                <w:rFonts w:ascii="Courier New" w:eastAsia="宋体" w:hAnsi="Courier New" w:cs="Courier New"/>
-                <w:sz w:val="28"/>
-                <w:szCs w:val="28"/>
-              </w:rPr>
-            </w:pPr>
           </w:p>
           <w:p>
             <w:pPr>
@@ -2070,6 +1922,7 @@
   <w:style w:type="character" w:default="1" w:styleId="a0">
     <w:name w:val="Default Paragraph Font"/>
     <w:uiPriority w:val="1"/>
+    <w:semiHidden/>
     <w:unhideWhenUsed/>
   </w:style>
   <w:style w:type="table" w:default="1" w:styleId="a1">
